--- a/Collatio/12/1. Textos/2. Limpios/12-B.docx
+++ b/Collatio/12/1. Textos/2. Limpios/12-B.docx
@@ -1,21 +1,24 @@
 
 <file path=word/document.xml><?xml version="1.0" encoding="utf-8"?>
-<w:document xmlns:wpc="http://schemas.microsoft.com/office/word/2010/wordprocessingCanvas" xmlns:cx="http://schemas.microsoft.com/office/drawing/2014/chartex" xmlns:cx1="http://schemas.microsoft.com/office/drawing/2015/9/8/chartex" xmlns:cx2="http://schemas.microsoft.com/office/drawing/2015/10/21/chartex" xmlns:cx3="http://schemas.microsoft.com/office/drawing/2016/5/9/chartex" xmlns:cx4="http://schemas.microsoft.com/office/drawing/2016/5/10/chartex" xmlns:cx5="http://schemas.microsoft.com/office/drawing/2016/5/11/chartex" xmlns:cx6="http://schemas.microsoft.com/office/drawing/2016/5/12/chartex" xmlns:cx7="http://schemas.microsoft.com/office/drawing/2016/5/13/chartex" xmlns:cx8="http://schemas.microsoft.com/office/drawing/2016/5/14/chartex" xmlns:mc="http://schemas.openxmlformats.org/markup-compatibility/2006" xmlns:aink="http://schemas.microsoft.com/office/drawing/2016/ink" xmlns:am3d="http://schemas.microsoft.com/office/drawing/2017/model3d" xmlns:o="urn:schemas-microsoft-com:office:office" xmlns:oel="http://schemas.microsoft.com/office/2019/extlst" xmlns:r="http://schemas.openxmlformats.org/officeDocument/2006/relationships" xmlns:m="http://schemas.openxmlformats.org/officeDocument/2006/math" xmlns:v="urn:schemas-microsoft-com:vml" xmlns:wp14="http://schemas.microsoft.com/office/word/2010/wordprocessingDrawing" xmlns:wp="http://schemas.openxmlformats.org/drawingml/2006/wordprocessingDrawing" xmlns:w10="urn:schemas-microsoft-com:office:word" xmlns:w="http://schemas.openxmlformats.org/wordprocessingml/2006/main" xmlns:w14="http://schemas.microsoft.com/office/word/2010/wordml" xmlns:w15="http://schemas.microsoft.com/office/word/2012/wordml" xmlns:w16cex="http://schemas.microsoft.com/office/word/2018/wordml/cex" xmlns:w16cid="http://schemas.microsoft.com/office/word/2016/wordml/cid" xmlns:w16="http://schemas.microsoft.com/office/word/2018/wordml" xmlns:w16sdtdh="http://schemas.microsoft.com/office/word/2020/wordml/sdtdatahash" xmlns:w16se="http://schemas.microsoft.com/office/word/2015/wordml/symex" xmlns:wpg="http://schemas.microsoft.com/office/word/2010/wordprocessingGroup" xmlns:wpi="http://schemas.microsoft.com/office/word/2010/wordprocessingInk" xmlns:wne="http://schemas.microsoft.com/office/word/2006/wordml" xmlns:wps="http://schemas.microsoft.com/office/word/2010/wordprocessingShape" mc:Ignorable="w14 w15 w16se w16cid w16 w16cex w16sdtdh wp14">
+<w:document xmlns:wpc="http://schemas.microsoft.com/office/word/2010/wordprocessingCanvas" xmlns:cx="http://schemas.microsoft.com/office/drawing/2014/chartex" xmlns:cx1="http://schemas.microsoft.com/office/drawing/2015/9/8/chartex" xmlns:cx2="http://schemas.microsoft.com/office/drawing/2015/10/21/chartex" xmlns:cx3="http://schemas.microsoft.com/office/drawing/2016/5/9/chartex" xmlns:cx4="http://schemas.microsoft.com/office/drawing/2016/5/10/chartex" xmlns:cx5="http://schemas.microsoft.com/office/drawing/2016/5/11/chartex" xmlns:cx6="http://schemas.microsoft.com/office/drawing/2016/5/12/chartex" xmlns:cx7="http://schemas.microsoft.com/office/drawing/2016/5/13/chartex" xmlns:cx8="http://schemas.microsoft.com/office/drawing/2016/5/14/chartex" xmlns:mc="http://schemas.openxmlformats.org/markup-compatibility/2006" xmlns:aink="http://schemas.microsoft.com/office/drawing/2016/ink" xmlns:am3d="http://schemas.microsoft.com/office/drawing/2017/model3d" xmlns:o="urn:schemas-microsoft-com:office:office" xmlns:oel="http://schemas.microsoft.com/office/2019/extlst" xmlns:r="http://schemas.openxmlformats.org/officeDocument/2006/relationships" xmlns:m="http://schemas.openxmlformats.org/officeDocument/2006/math" xmlns:v="urn:schemas-microsoft-com:vml" xmlns:wp14="http://schemas.microsoft.com/office/word/2010/wordprocessingDrawing" xmlns:wp="http://schemas.openxmlformats.org/drawingml/2006/wordprocessingDrawing" xmlns:w10="urn:schemas-microsoft-com:office:word" xmlns:w="http://schemas.openxmlformats.org/wordprocessingml/2006/main" xmlns:w14="http://schemas.microsoft.com/office/word/2010/wordml" xmlns:w15="http://schemas.microsoft.com/office/word/2012/wordml" xmlns:w16cex="http://schemas.microsoft.com/office/word/2018/wordml/cex" xmlns:w16cid="http://schemas.microsoft.com/office/word/2016/wordml/cid" xmlns:w16="http://schemas.microsoft.com/office/word/2018/wordml" xmlns:w16du="http://schemas.microsoft.com/office/word/2023/wordml/word16du" xmlns:w16sdtdh="http://schemas.microsoft.com/office/word/2020/wordml/sdtdatahash" xmlns:w16sdtfl="http://schemas.microsoft.com/office/word/2024/wordml/sdtformatlock" xmlns:w16se="http://schemas.microsoft.com/office/word/2015/wordml/symex" xmlns:wpg="http://schemas.microsoft.com/office/word/2010/wordprocessingGroup" xmlns:wpi="http://schemas.microsoft.com/office/word/2010/wordprocessingInk" xmlns:wne="http://schemas.microsoft.com/office/word/2006/wordml" xmlns:wps="http://schemas.microsoft.com/office/word/2010/wordprocessingShape" mc:Ignorable="w14 w15 w16se w16cid w16 w16cex w16sdtdh w16sdtfl w16du wp14">
   <w:body>
     <w:p>
       <w:pPr>
         <w:rPr>
+          <w:rFonts w:ascii="Brill" w:hAnsi="Brill"/>
           <w:lang w:val="es-ES"/>
         </w:rPr>
       </w:pPr>
       <w:r>
         <w:rPr>
+          <w:rFonts w:ascii="Brill" w:hAnsi="Brill"/>
           <w:lang w:val="es-ES"/>
         </w:rPr>
         <w:t>P</w:t>
       </w:r>
       <w:r>
         <w:rPr>
+          <w:rFonts w:ascii="Brill" w:hAnsi="Brill"/>
           <w:lang w:val="es-ES"/>
         </w:rPr>
         <w:t xml:space="preserve">regunto el </w:t>
@@ -23,6 +26,7 @@
       <w:proofErr w:type="spellStart"/>
       <w:r>
         <w:rPr>
+          <w:rFonts w:ascii="Brill" w:hAnsi="Brill"/>
           <w:lang w:val="es-ES"/>
         </w:rPr>
         <w:t>decipulo</w:t>
@@ -30,6 +34,7 @@
       <w:proofErr w:type="spellEnd"/>
       <w:r>
         <w:rPr>
+          <w:rFonts w:ascii="Brill" w:hAnsi="Brill"/>
           <w:lang w:val="es-ES"/>
         </w:rPr>
         <w:t xml:space="preserve"> al maestro ruego te que me digas de aquel </w:t>
@@ -37,6 +42,7 @@
       <w:proofErr w:type="spellStart"/>
       <w:r>
         <w:rPr>
+          <w:rFonts w:ascii="Brill" w:hAnsi="Brill"/>
           <w:lang w:val="es-ES"/>
         </w:rPr>
         <w:t>tienpo</w:t>
@@ -44,6 +50,7 @@
       <w:proofErr w:type="spellEnd"/>
       <w:r>
         <w:rPr>
+          <w:rFonts w:ascii="Brill" w:hAnsi="Brill"/>
           <w:lang w:val="es-ES"/>
         </w:rPr>
         <w:t xml:space="preserve"> que nuestro señor yogo encerrado en el vientre de santa </w:t>
@@ -51,6 +58,7 @@
       <w:proofErr w:type="spellStart"/>
       <w:r>
         <w:rPr>
+          <w:rFonts w:ascii="Brill" w:hAnsi="Brill"/>
           <w:lang w:val="es-ES"/>
         </w:rPr>
         <w:t>Maria</w:t>
@@ -58,27 +66,15 @@
       <w:proofErr w:type="spellEnd"/>
       <w:r>
         <w:rPr>
-          <w:lang w:val="es-ES"/>
-        </w:rPr>
-        <w:t xml:space="preserve"> su madre como finco el cielo e la tierra o quien finco en su lugar ca </w:t>
-      </w:r>
-      <w:proofErr w:type="spellStart"/>
-      <w:r>
-        <w:rPr>
-          <w:lang w:val="es-ES"/>
-        </w:rPr>
-        <w:t>segund</w:t>
-      </w:r>
-      <w:proofErr w:type="spellEnd"/>
-      <w:r>
-        <w:rPr>
-          <w:lang w:val="es-ES"/>
-        </w:rPr>
-        <w:t xml:space="preserve"> que lo yo entiendo </w:t>
-      </w:r>
-      <w:proofErr w:type="spellStart"/>
-      <w:r>
-        <w:rPr>
+          <w:rFonts w:ascii="Brill" w:hAnsi="Brill"/>
+          <w:lang w:val="es-ES"/>
+        </w:rPr>
+        <w:t xml:space="preserve"> su madre como finco el cielo e la tierra o quien finco en su lugar ca segund que lo yo entiendo </w:t>
+      </w:r>
+      <w:proofErr w:type="spellStart"/>
+      <w:r>
+        <w:rPr>
+          <w:rFonts w:ascii="Brill" w:hAnsi="Brill"/>
           <w:lang w:val="es-ES"/>
         </w:rPr>
         <w:t>tu</w:t>
@@ -86,6 +82,7 @@
       <w:proofErr w:type="spellEnd"/>
       <w:r>
         <w:rPr>
+          <w:rFonts w:ascii="Brill" w:hAnsi="Brill"/>
           <w:lang w:val="es-ES"/>
         </w:rPr>
         <w:t xml:space="preserve"> me dices que son tres personas e un dios pues si </w:t>
@@ -93,6 +90,7 @@
       <w:proofErr w:type="spellStart"/>
       <w:r>
         <w:rPr>
+          <w:rFonts w:ascii="Brill" w:hAnsi="Brill"/>
           <w:lang w:val="es-ES"/>
         </w:rPr>
         <w:t>tu</w:t>
@@ -100,27 +98,15 @@
       <w:proofErr w:type="spellEnd"/>
       <w:r>
         <w:rPr>
-          <w:lang w:val="es-ES"/>
-        </w:rPr>
-        <w:t xml:space="preserve"> quieres </w:t>
-      </w:r>
-      <w:proofErr w:type="spellStart"/>
-      <w:r>
-        <w:rPr>
-          <w:lang w:val="es-ES"/>
-        </w:rPr>
-        <w:t>dezir</w:t>
-      </w:r>
-      <w:proofErr w:type="spellEnd"/>
-      <w:r>
-        <w:rPr>
-          <w:lang w:val="es-ES"/>
-        </w:rPr>
-        <w:t xml:space="preserve"> que de aquellas tres personas que se </w:t>
-      </w:r>
-      <w:proofErr w:type="spellStart"/>
-      <w:r>
-        <w:rPr>
+          <w:rFonts w:ascii="Brill" w:hAnsi="Brill"/>
+          <w:lang w:val="es-ES"/>
+        </w:rPr>
+        <w:t xml:space="preserve"> quieres dezir que de aquellas tres personas que se </w:t>
+      </w:r>
+      <w:proofErr w:type="spellStart"/>
+      <w:r>
+        <w:rPr>
+          <w:rFonts w:ascii="Brill" w:hAnsi="Brill"/>
           <w:lang w:val="es-ES"/>
         </w:rPr>
         <w:t>encerro</w:t>
@@ -128,6 +114,7 @@
       <w:proofErr w:type="spellEnd"/>
       <w:r>
         <w:rPr>
+          <w:rFonts w:ascii="Brill" w:hAnsi="Brill"/>
           <w:lang w:val="es-ES"/>
         </w:rPr>
         <w:t xml:space="preserve"> la una o las dos d ellas en el su vientre esto es una </w:t>
@@ -135,6 +122,7 @@
       <w:proofErr w:type="spellStart"/>
       <w:r>
         <w:rPr>
+          <w:rFonts w:ascii="Brill" w:hAnsi="Brill"/>
           <w:lang w:val="es-ES"/>
         </w:rPr>
         <w:t>razon</w:t>
@@ -142,27 +130,15 @@
       <w:proofErr w:type="spellEnd"/>
       <w:r>
         <w:rPr>
-          <w:lang w:val="es-ES"/>
-        </w:rPr>
-        <w:t xml:space="preserve"> e si </w:t>
-      </w:r>
-      <w:proofErr w:type="spellStart"/>
-      <w:r>
-        <w:rPr>
-          <w:lang w:val="es-ES"/>
-        </w:rPr>
-        <w:t>dizes</w:t>
-      </w:r>
-      <w:proofErr w:type="spellEnd"/>
-      <w:r>
-        <w:rPr>
-          <w:lang w:val="es-ES"/>
-        </w:rPr>
-        <w:t xml:space="preserve"> que todas tres y fueron encerradas dame recabdo quien </w:t>
-      </w:r>
-      <w:proofErr w:type="spellStart"/>
-      <w:r>
-        <w:rPr>
+          <w:rFonts w:ascii="Brill" w:hAnsi="Brill"/>
+          <w:lang w:val="es-ES"/>
+        </w:rPr>
+        <w:t xml:space="preserve"> e si dizes que todas tres y fueron encerradas dame recabdo quien </w:t>
+      </w:r>
+      <w:proofErr w:type="spellStart"/>
+      <w:r>
+        <w:rPr>
+          <w:rFonts w:ascii="Brill" w:hAnsi="Brill"/>
           <w:lang w:val="es-ES"/>
         </w:rPr>
         <w:t>fincava</w:t>
@@ -170,6 +146,7 @@
       <w:proofErr w:type="spellEnd"/>
       <w:r>
         <w:rPr>
+          <w:rFonts w:ascii="Brill" w:hAnsi="Brill"/>
           <w:lang w:val="es-ES"/>
         </w:rPr>
         <w:t xml:space="preserve"> fuera en su lugar para mantener el cielo e la tierra e todas las criaturas que en ella son </w:t>
@@ -177,6 +154,7 @@
       <w:proofErr w:type="spellStart"/>
       <w:r>
         <w:rPr>
+          <w:rFonts w:ascii="Brill" w:hAnsi="Brill"/>
           <w:lang w:val="es-ES"/>
         </w:rPr>
         <w:t>respondio</w:t>
@@ -184,6 +162,7 @@
       <w:proofErr w:type="spellEnd"/>
       <w:r>
         <w:rPr>
+          <w:rFonts w:ascii="Brill" w:hAnsi="Brill"/>
           <w:lang w:val="es-ES"/>
         </w:rPr>
         <w:t xml:space="preserve"> el maestro yo te lo </w:t>
@@ -191,6 +170,7 @@
       <w:proofErr w:type="spellStart"/>
       <w:r>
         <w:rPr>
+          <w:rFonts w:ascii="Brill" w:hAnsi="Brill"/>
           <w:lang w:val="es-ES"/>
         </w:rPr>
         <w:t>dire</w:t>
@@ -198,6 +178,7 @@
       <w:proofErr w:type="spellEnd"/>
       <w:r>
         <w:rPr>
+          <w:rFonts w:ascii="Brill" w:hAnsi="Brill"/>
           <w:lang w:val="es-ES"/>
         </w:rPr>
         <w:t xml:space="preserve"> ya </w:t>
@@ -205,6 +186,7 @@
       <w:proofErr w:type="spellStart"/>
       <w:r>
         <w:rPr>
+          <w:rFonts w:ascii="Brill" w:hAnsi="Brill"/>
           <w:lang w:val="es-ES"/>
         </w:rPr>
         <w:t>tu</w:t>
@@ -212,6 +194,7 @@
       <w:proofErr w:type="spellEnd"/>
       <w:r>
         <w:rPr>
+          <w:rFonts w:ascii="Brill" w:hAnsi="Brill"/>
           <w:lang w:val="es-ES"/>
         </w:rPr>
         <w:t xml:space="preserve"> sabes en </w:t>
@@ -219,6 +202,7 @@
       <w:proofErr w:type="spellStart"/>
       <w:r>
         <w:rPr>
+          <w:rFonts w:ascii="Brill" w:hAnsi="Brill"/>
           <w:lang w:val="es-ES"/>
         </w:rPr>
         <w:t>como</w:t>
@@ -226,32 +210,21 @@
       <w:proofErr w:type="spellEnd"/>
       <w:r>
         <w:rPr>
-          <w:lang w:val="es-ES"/>
-        </w:rPr>
-        <w:t xml:space="preserve"> te yo </w:t>
-      </w:r>
-      <w:proofErr w:type="spellStart"/>
-      <w:r>
-        <w:rPr>
-          <w:lang w:val="es-ES"/>
-        </w:rPr>
-        <w:t>dixe</w:t>
-      </w:r>
-      <w:proofErr w:type="spellEnd"/>
-      <w:r>
-        <w:rPr>
-          <w:lang w:val="es-ES"/>
-        </w:rPr>
-        <w:t xml:space="preserve"> que son </w:t>
-      </w:r>
-      <w:r>
-        <w:rPr>
+          <w:rFonts w:ascii="Brill" w:hAnsi="Brill"/>
+          <w:lang w:val="es-ES"/>
+        </w:rPr>
+        <w:t xml:space="preserve"> te yo dixe que son </w:t>
+      </w:r>
+      <w:r>
+        <w:rPr>
+          <w:rFonts w:ascii="Brill" w:hAnsi="Brill"/>
           <w:lang w:val="es-ES"/>
         </w:rPr>
         <w:t>nueve</w:t>
       </w:r>
       <w:r>
         <w:rPr>
+          <w:rFonts w:ascii="Brill" w:hAnsi="Brill"/>
           <w:lang w:val="es-ES"/>
         </w:rPr>
         <w:t xml:space="preserve"> los cielos e del uno al otro a tanto bien como de la tierra fasta este primero que parece a nos pues </w:t>
@@ -259,6 +232,7 @@
       <w:proofErr w:type="spellStart"/>
       <w:r>
         <w:rPr>
+          <w:rFonts w:ascii="Brill" w:hAnsi="Brill"/>
           <w:lang w:val="es-ES"/>
         </w:rPr>
         <w:t>quando</w:t>
@@ -266,6 +240,7 @@
       <w:proofErr w:type="spellEnd"/>
       <w:r>
         <w:rPr>
+          <w:rFonts w:ascii="Brill" w:hAnsi="Brill"/>
           <w:lang w:val="es-ES"/>
         </w:rPr>
         <w:t xml:space="preserve"> nuestro señor </w:t>
@@ -273,6 +248,7 @@
       <w:proofErr w:type="spellStart"/>
       <w:r>
         <w:rPr>
+          <w:rFonts w:ascii="Brill" w:hAnsi="Brill"/>
           <w:lang w:val="es-ES"/>
         </w:rPr>
         <w:t>esta</w:t>
@@ -280,6 +256,7 @@
       <w:proofErr w:type="spellEnd"/>
       <w:r>
         <w:rPr>
+          <w:rFonts w:ascii="Brill" w:hAnsi="Brill"/>
           <w:lang w:val="es-ES"/>
         </w:rPr>
         <w:t xml:space="preserve"> en el </w:t>
@@ -287,6 +264,7 @@
       <w:proofErr w:type="spellStart"/>
       <w:r>
         <w:rPr>
+          <w:rFonts w:ascii="Brill" w:hAnsi="Brill"/>
           <w:lang w:val="es-ES"/>
         </w:rPr>
         <w:t>mas</w:t>
@@ -294,18 +272,21 @@
       <w:proofErr w:type="spellEnd"/>
       <w:r>
         <w:rPr>
+          <w:rFonts w:ascii="Brill" w:hAnsi="Brill"/>
           <w:lang w:val="es-ES"/>
         </w:rPr>
         <w:t xml:space="preserve"> alto cielo que es el </w:t>
       </w:r>
       <w:r>
         <w:rPr>
+          <w:rFonts w:ascii="Brill" w:hAnsi="Brill"/>
           <w:lang w:val="es-ES"/>
         </w:rPr>
         <w:t>noveno</w:t>
       </w:r>
       <w:r>
         <w:rPr>
+          <w:rFonts w:ascii="Brill" w:hAnsi="Brill"/>
           <w:lang w:val="es-ES"/>
         </w:rPr>
         <w:t xml:space="preserve"> para mientes si por todo eso en los cielos o en la tierra si mingua alguna cosa de lo que el ordeno que se non </w:t>
@@ -313,6 +294,7 @@
       <w:proofErr w:type="spellStart"/>
       <w:r>
         <w:rPr>
+          <w:rFonts w:ascii="Brill" w:hAnsi="Brill"/>
           <w:lang w:val="es-ES"/>
         </w:rPr>
         <w:t>faga</w:t>
@@ -320,6 +302,7 @@
       <w:proofErr w:type="spellEnd"/>
       <w:r>
         <w:rPr>
+          <w:rFonts w:ascii="Brill" w:hAnsi="Brill"/>
           <w:lang w:val="es-ES"/>
         </w:rPr>
         <w:t xml:space="preserve"> todo </w:t>
@@ -327,6 +310,7 @@
       <w:proofErr w:type="spellStart"/>
       <w:r>
         <w:rPr>
+          <w:rFonts w:ascii="Brill" w:hAnsi="Brill"/>
           <w:lang w:val="es-ES"/>
         </w:rPr>
         <w:t>asi</w:t>
@@ -334,41 +318,15 @@
       <w:proofErr w:type="spellEnd"/>
       <w:r>
         <w:rPr>
-          <w:lang w:val="es-ES"/>
-        </w:rPr>
-        <w:t xml:space="preserve"> como el mando e esto mesmo en cada uno de los otros cielos que te yo ya </w:t>
-      </w:r>
-      <w:proofErr w:type="spellStart"/>
-      <w:r>
-        <w:rPr>
-          <w:lang w:val="es-ES"/>
-        </w:rPr>
-        <w:t>dixe</w:t>
-      </w:r>
-      <w:proofErr w:type="spellEnd"/>
-      <w:r>
-        <w:rPr>
-          <w:lang w:val="es-ES"/>
-        </w:rPr>
-        <w:t xml:space="preserve"> como </w:t>
-      </w:r>
-      <w:proofErr w:type="spellStart"/>
-      <w:r>
-        <w:rPr>
-          <w:lang w:val="es-ES"/>
-        </w:rPr>
-        <w:t>quier</w:t>
-      </w:r>
-      <w:proofErr w:type="spellEnd"/>
-      <w:r>
-        <w:rPr>
-          <w:lang w:val="es-ES"/>
-        </w:rPr>
-        <w:t xml:space="preserve"> que parece que dios </w:t>
-      </w:r>
-      <w:proofErr w:type="spellStart"/>
-      <w:r>
-        <w:rPr>
+          <w:rFonts w:ascii="Brill" w:hAnsi="Brill"/>
+          <w:lang w:val="es-ES"/>
+        </w:rPr>
+        <w:t xml:space="preserve"> como el mando e esto mesmo en cada uno de los otros cielos que te yo ya dixe como quier que parece que dios </w:t>
+      </w:r>
+      <w:proofErr w:type="spellStart"/>
+      <w:r>
+        <w:rPr>
+          <w:rFonts w:ascii="Brill" w:hAnsi="Brill"/>
           <w:lang w:val="es-ES"/>
         </w:rPr>
         <w:t>esta</w:t>
@@ -376,6 +334,7 @@
       <w:proofErr w:type="spellEnd"/>
       <w:r>
         <w:rPr>
+          <w:rFonts w:ascii="Brill" w:hAnsi="Brill"/>
           <w:lang w:val="es-ES"/>
         </w:rPr>
         <w:t xml:space="preserve"> en un lugar en cada lugar </w:t>
@@ -383,6 +342,7 @@
       <w:proofErr w:type="spellStart"/>
       <w:r>
         <w:rPr>
+          <w:rFonts w:ascii="Brill" w:hAnsi="Brill"/>
           <w:lang w:val="es-ES"/>
         </w:rPr>
         <w:t>esta</w:t>
@@ -390,6 +350,7 @@
       <w:proofErr w:type="spellEnd"/>
       <w:r>
         <w:rPr>
+          <w:rFonts w:ascii="Brill" w:hAnsi="Brill"/>
           <w:lang w:val="es-ES"/>
         </w:rPr>
         <w:t xml:space="preserve"> el pues bien d esta guisa era </w:t>
@@ -397,6 +358,7 @@
       <w:proofErr w:type="spellStart"/>
       <w:r>
         <w:rPr>
+          <w:rFonts w:ascii="Brill" w:hAnsi="Brill"/>
           <w:lang w:val="es-ES"/>
         </w:rPr>
         <w:t>quando</w:t>
@@ -404,6 +366,209 @@
       <w:proofErr w:type="spellEnd"/>
       <w:r>
         <w:rPr>
+          <w:rFonts w:ascii="Brill" w:hAnsi="Brill"/>
+          <w:lang w:val="es-ES"/>
+        </w:rPr>
+        <w:t xml:space="preserve"> andava en el vientre de santa </w:t>
+      </w:r>
+      <w:proofErr w:type="spellStart"/>
+      <w:r>
+        <w:rPr>
+          <w:rFonts w:ascii="Brill" w:hAnsi="Brill"/>
+          <w:lang w:val="es-ES"/>
+        </w:rPr>
+        <w:t>Maria</w:t>
+      </w:r>
+      <w:proofErr w:type="spellEnd"/>
+      <w:r>
+        <w:rPr>
+          <w:rFonts w:ascii="Brill" w:hAnsi="Brill"/>
+          <w:lang w:val="es-ES"/>
+        </w:rPr>
+        <w:t xml:space="preserve"> que como quier que </w:t>
+      </w:r>
+      <w:proofErr w:type="spellStart"/>
+      <w:r>
+        <w:rPr>
+          <w:rFonts w:ascii="Brill" w:hAnsi="Brill"/>
+          <w:lang w:val="es-ES"/>
+        </w:rPr>
+        <w:t>parecia</w:t>
+      </w:r>
+      <w:proofErr w:type="spellEnd"/>
+      <w:r>
+        <w:rPr>
+          <w:rFonts w:ascii="Brill" w:hAnsi="Brill"/>
+          <w:lang w:val="es-ES"/>
+        </w:rPr>
+        <w:t xml:space="preserve"> que </w:t>
+      </w:r>
+      <w:proofErr w:type="spellStart"/>
+      <w:r>
+        <w:rPr>
+          <w:rFonts w:ascii="Brill" w:hAnsi="Brill"/>
+          <w:lang w:val="es-ES"/>
+        </w:rPr>
+        <w:t>alli</w:t>
+      </w:r>
+      <w:proofErr w:type="spellEnd"/>
+      <w:r>
+        <w:rPr>
+          <w:rFonts w:ascii="Brill" w:hAnsi="Brill"/>
+          <w:lang w:val="es-ES"/>
+        </w:rPr>
+        <w:t xml:space="preserve"> estava el encerrado en todo estava el bien como ante que por aquello non se </w:t>
+      </w:r>
+      <w:proofErr w:type="spellStart"/>
+      <w:r>
+        <w:rPr>
+          <w:rFonts w:ascii="Brill" w:hAnsi="Brill"/>
+          <w:lang w:val="es-ES"/>
+        </w:rPr>
+        <w:t>menguava</w:t>
+      </w:r>
+      <w:proofErr w:type="spellEnd"/>
+      <w:r>
+        <w:rPr>
+          <w:rFonts w:ascii="Brill" w:hAnsi="Brill"/>
+          <w:lang w:val="es-ES"/>
+        </w:rPr>
+        <w:t xml:space="preserve"> el su poder nin la su grandez e a lo al que me demandaste de las tres personas si eran y encerradas la una o las dos o todas tres sepas que todas tres fueron obrantes el poder del padre el saber del fijo el querer del </w:t>
+      </w:r>
+      <w:proofErr w:type="spellStart"/>
+      <w:r>
+        <w:rPr>
+          <w:rFonts w:ascii="Brill" w:hAnsi="Brill"/>
+          <w:lang w:val="es-ES"/>
+        </w:rPr>
+        <w:t>espiritu</w:t>
+      </w:r>
+      <w:proofErr w:type="spellEnd"/>
+      <w:r>
+        <w:rPr>
+          <w:rFonts w:ascii="Brill" w:hAnsi="Brill"/>
+          <w:lang w:val="es-ES"/>
+        </w:rPr>
+        <w:t xml:space="preserve"> santo ca estas tres personas todas se encierran en un dios non </w:t>
+      </w:r>
+      <w:proofErr w:type="spellStart"/>
+      <w:r>
+        <w:rPr>
+          <w:rFonts w:ascii="Brill" w:hAnsi="Brill"/>
+          <w:lang w:val="es-ES"/>
+        </w:rPr>
+        <w:t>desanparando</w:t>
+      </w:r>
+      <w:proofErr w:type="spellEnd"/>
+      <w:r>
+        <w:rPr>
+          <w:rFonts w:ascii="Brill" w:hAnsi="Brill"/>
+          <w:lang w:val="es-ES"/>
+        </w:rPr>
+        <w:t xml:space="preserve"> la </w:t>
+      </w:r>
+      <w:proofErr w:type="spellStart"/>
+      <w:r>
+        <w:rPr>
+          <w:rFonts w:ascii="Brill" w:hAnsi="Brill"/>
+          <w:lang w:val="es-ES"/>
+        </w:rPr>
+        <w:t>devinidat</w:t>
+      </w:r>
+      <w:proofErr w:type="spellEnd"/>
+      <w:r>
+        <w:rPr>
+          <w:rFonts w:ascii="Brill" w:hAnsi="Brill"/>
+          <w:lang w:val="es-ES"/>
+        </w:rPr>
+        <w:t xml:space="preserve"> el cielo del </w:t>
+      </w:r>
+      <w:proofErr w:type="spellStart"/>
+      <w:r>
+        <w:rPr>
+          <w:rFonts w:ascii="Brill" w:hAnsi="Brill"/>
+          <w:lang w:val="es-ES"/>
+        </w:rPr>
+        <w:t>inperio</w:t>
+      </w:r>
+      <w:proofErr w:type="spellEnd"/>
+      <w:r>
+        <w:rPr>
+          <w:rFonts w:ascii="Brill" w:hAnsi="Brill"/>
+          <w:lang w:val="es-ES"/>
+        </w:rPr>
+        <w:t xml:space="preserve"> la </w:t>
+      </w:r>
+      <w:proofErr w:type="spellStart"/>
+      <w:r>
+        <w:rPr>
+          <w:rFonts w:ascii="Brill" w:hAnsi="Brill"/>
+          <w:lang w:val="es-ES"/>
+        </w:rPr>
+        <w:t>qual</w:t>
+      </w:r>
+      <w:proofErr w:type="spellEnd"/>
+      <w:r>
+        <w:rPr>
+          <w:rFonts w:ascii="Brill" w:hAnsi="Brill"/>
+          <w:lang w:val="es-ES"/>
+        </w:rPr>
+        <w:t xml:space="preserve"> es buena </w:t>
+      </w:r>
+      <w:proofErr w:type="spellStart"/>
+      <w:r>
+        <w:rPr>
+          <w:rFonts w:ascii="Brill" w:hAnsi="Brill"/>
+          <w:lang w:val="es-ES"/>
+        </w:rPr>
+        <w:t>andança</w:t>
+      </w:r>
+      <w:proofErr w:type="spellEnd"/>
+      <w:r>
+        <w:rPr>
+          <w:rFonts w:ascii="Brill" w:hAnsi="Brill"/>
+          <w:lang w:val="es-ES"/>
+        </w:rPr>
+        <w:t xml:space="preserve"> de todos los bien aventurados e por eso </w:t>
+      </w:r>
+      <w:proofErr w:type="spellStart"/>
+      <w:r>
+        <w:rPr>
+          <w:rFonts w:ascii="Brill" w:hAnsi="Brill"/>
+          <w:lang w:val="es-ES"/>
+        </w:rPr>
+        <w:t>diz</w:t>
+      </w:r>
+      <w:proofErr w:type="spellEnd"/>
+      <w:r>
+        <w:rPr>
+          <w:rFonts w:ascii="Brill" w:hAnsi="Brill"/>
+          <w:lang w:val="es-ES"/>
+        </w:rPr>
+        <w:t xml:space="preserve"> en la nuestra creencia en el salmo de </w:t>
+      </w:r>
+      <w:proofErr w:type="spellStart"/>
+      <w:r>
+        <w:rPr>
+          <w:rFonts w:ascii="Brill" w:hAnsi="Brill"/>
+          <w:color w:val="E97132" w:themeColor="accent2"/>
+          <w:lang w:val="es-ES"/>
+        </w:rPr>
+        <w:t>q</w:t>
+      </w:r>
+      <w:r>
+        <w:rPr>
+          <w:rFonts w:ascii="Brill" w:hAnsi="Brill"/>
+          <w:color w:val="E97132" w:themeColor="accent2"/>
+          <w:lang w:val="es-ES"/>
+        </w:rPr>
+        <w:t>uicumque</w:t>
+      </w:r>
+      <w:proofErr w:type="spellEnd"/>
+      <w:r>
+        <w:rPr>
+          <w:rFonts w:ascii="Brill" w:hAnsi="Brill"/>
+          <w:color w:val="E97132" w:themeColor="accent2"/>
           <w:lang w:val="es-ES"/>
         </w:rPr>
         <w:t xml:space="preserve"> </w:t>
@@ -411,69 +576,17 @@
       <w:proofErr w:type="spellStart"/>
       <w:r>
         <w:rPr>
-          <w:lang w:val="es-ES"/>
-        </w:rPr>
-        <w:t>andava</w:t>
-      </w:r>
-      <w:proofErr w:type="spellEnd"/>
-      <w:r>
-        <w:rPr>
-          <w:lang w:val="es-ES"/>
-        </w:rPr>
-        <w:t xml:space="preserve"> en el vientre de santa </w:t>
-      </w:r>
-      <w:proofErr w:type="spellStart"/>
-      <w:r>
-        <w:rPr>
-          <w:lang w:val="es-ES"/>
-        </w:rPr>
-        <w:t>Maria</w:t>
-      </w:r>
-      <w:proofErr w:type="spellEnd"/>
-      <w:r>
-        <w:rPr>
-          <w:lang w:val="es-ES"/>
-        </w:rPr>
-        <w:t xml:space="preserve"> que como </w:t>
-      </w:r>
-      <w:proofErr w:type="spellStart"/>
-      <w:r>
-        <w:rPr>
-          <w:lang w:val="es-ES"/>
-        </w:rPr>
-        <w:t>quier</w:t>
-      </w:r>
-      <w:proofErr w:type="spellEnd"/>
-      <w:r>
-        <w:rPr>
-          <w:lang w:val="es-ES"/>
-        </w:rPr>
-        <w:t xml:space="preserve"> que </w:t>
-      </w:r>
-      <w:proofErr w:type="spellStart"/>
-      <w:r>
-        <w:rPr>
-          <w:lang w:val="es-ES"/>
-        </w:rPr>
-        <w:t>parecia</w:t>
-      </w:r>
-      <w:proofErr w:type="spellEnd"/>
-      <w:r>
-        <w:rPr>
-          <w:lang w:val="es-ES"/>
-        </w:rPr>
-        <w:t xml:space="preserve"> que </w:t>
-      </w:r>
-      <w:proofErr w:type="spellStart"/>
-      <w:r>
-        <w:rPr>
-          <w:lang w:val="es-ES"/>
-        </w:rPr>
-        <w:t>alli</w:t>
-      </w:r>
-      <w:proofErr w:type="spellEnd"/>
-      <w:r>
-        <w:rPr>
+          <w:rFonts w:ascii="Brill" w:hAnsi="Brill"/>
+          <w:color w:val="E97132" w:themeColor="accent2"/>
+          <w:lang w:val="es-ES"/>
+        </w:rPr>
+        <w:t>vult</w:t>
+      </w:r>
+      <w:proofErr w:type="spellEnd"/>
+      <w:r>
+        <w:rPr>
+          <w:rFonts w:ascii="Brill" w:hAnsi="Brill"/>
+          <w:color w:val="E97132" w:themeColor="accent2"/>
           <w:lang w:val="es-ES"/>
         </w:rPr>
         <w:t xml:space="preserve"> </w:t>
@@ -481,62 +594,148 @@
       <w:proofErr w:type="spellStart"/>
       <w:r>
         <w:rPr>
-          <w:lang w:val="es-ES"/>
-        </w:rPr>
-        <w:t>estava</w:t>
-      </w:r>
-      <w:proofErr w:type="spellEnd"/>
-      <w:r>
-        <w:rPr>
-          <w:lang w:val="es-ES"/>
-        </w:rPr>
-        <w:t xml:space="preserve"> el encerrado en todo </w:t>
-      </w:r>
-      <w:proofErr w:type="spellStart"/>
-      <w:r>
-        <w:rPr>
-          <w:lang w:val="es-ES"/>
-        </w:rPr>
-        <w:t>estava</w:t>
-      </w:r>
-      <w:proofErr w:type="spellEnd"/>
-      <w:r>
-        <w:rPr>
-          <w:lang w:val="es-ES"/>
-        </w:rPr>
-        <w:t xml:space="preserve"> el bien como ante que por aquello non se </w:t>
-      </w:r>
-      <w:proofErr w:type="spellStart"/>
-      <w:r>
-        <w:rPr>
-          <w:lang w:val="es-ES"/>
-        </w:rPr>
-        <w:t>menguava</w:t>
-      </w:r>
-      <w:proofErr w:type="spellEnd"/>
-      <w:r>
-        <w:rPr>
-          <w:lang w:val="es-ES"/>
-        </w:rPr>
-        <w:t xml:space="preserve"> el su poder </w:t>
-      </w:r>
-      <w:proofErr w:type="spellStart"/>
-      <w:r>
-        <w:rPr>
-          <w:lang w:val="es-ES"/>
-        </w:rPr>
-        <w:t>nin</w:t>
-      </w:r>
-      <w:proofErr w:type="spellEnd"/>
-      <w:r>
-        <w:rPr>
-          <w:lang w:val="es-ES"/>
-        </w:rPr>
-        <w:t xml:space="preserve"> la su grandez e a lo al que me demandaste de las tres personas si eran y encerradas la una o las dos o todas tres sepas que todas tres fueron obrantes el poder del padre el saber del fijo el querer del </w:t>
-      </w:r>
-      <w:proofErr w:type="spellStart"/>
-      <w:r>
-        <w:rPr>
+          <w:rFonts w:ascii="Brill" w:hAnsi="Brill"/>
+          <w:color w:val="E97132" w:themeColor="accent2"/>
+          <w:lang w:val="es-ES"/>
+        </w:rPr>
+        <w:t>talis</w:t>
+      </w:r>
+      <w:proofErr w:type="spellEnd"/>
+      <w:r>
+        <w:rPr>
+          <w:rFonts w:ascii="Brill" w:hAnsi="Brill"/>
+          <w:color w:val="E97132" w:themeColor="accent2"/>
+          <w:lang w:val="es-ES"/>
+        </w:rPr>
+        <w:t xml:space="preserve"> </w:t>
+      </w:r>
+      <w:proofErr w:type="spellStart"/>
+      <w:r>
+        <w:rPr>
+          <w:rFonts w:ascii="Brill" w:hAnsi="Brill"/>
+          <w:color w:val="E97132" w:themeColor="accent2"/>
+          <w:lang w:val="es-ES"/>
+        </w:rPr>
+        <w:t>pater</w:t>
+      </w:r>
+      <w:proofErr w:type="spellEnd"/>
+      <w:r>
+        <w:rPr>
+          <w:rFonts w:ascii="Brill" w:hAnsi="Brill"/>
+          <w:color w:val="E97132" w:themeColor="accent2"/>
+          <w:lang w:val="es-ES"/>
+        </w:rPr>
+        <w:t xml:space="preserve"> </w:t>
+      </w:r>
+      <w:proofErr w:type="spellStart"/>
+      <w:r>
+        <w:rPr>
+          <w:rFonts w:ascii="Brill" w:hAnsi="Brill"/>
+          <w:color w:val="E97132" w:themeColor="accent2"/>
+          <w:lang w:val="es-ES"/>
+        </w:rPr>
+        <w:t>talis</w:t>
+      </w:r>
+      <w:proofErr w:type="spellEnd"/>
+      <w:r>
+        <w:rPr>
+          <w:rFonts w:ascii="Brill" w:hAnsi="Brill"/>
+          <w:color w:val="E97132" w:themeColor="accent2"/>
+          <w:lang w:val="es-ES"/>
+        </w:rPr>
+        <w:t xml:space="preserve"> </w:t>
+      </w:r>
+      <w:proofErr w:type="spellStart"/>
+      <w:r>
+        <w:rPr>
+          <w:rFonts w:ascii="Brill" w:hAnsi="Brill"/>
+          <w:color w:val="E97132" w:themeColor="accent2"/>
+          <w:lang w:val="es-ES"/>
+        </w:rPr>
+        <w:t>filius</w:t>
+      </w:r>
+      <w:proofErr w:type="spellEnd"/>
+      <w:r>
+        <w:rPr>
+          <w:rFonts w:ascii="Brill" w:hAnsi="Brill"/>
+          <w:color w:val="E97132" w:themeColor="accent2"/>
+          <w:lang w:val="es-ES"/>
+        </w:rPr>
+        <w:t xml:space="preserve"> </w:t>
+      </w:r>
+      <w:proofErr w:type="spellStart"/>
+      <w:r>
+        <w:rPr>
+          <w:rFonts w:ascii="Brill" w:hAnsi="Brill"/>
+          <w:color w:val="E97132" w:themeColor="accent2"/>
+          <w:lang w:val="es-ES"/>
+        </w:rPr>
+        <w:t>talis</w:t>
+      </w:r>
+      <w:proofErr w:type="spellEnd"/>
+      <w:r>
+        <w:rPr>
+          <w:rFonts w:ascii="Brill" w:hAnsi="Brill"/>
+          <w:color w:val="E97132" w:themeColor="accent2"/>
+          <w:lang w:val="es-ES"/>
+        </w:rPr>
+        <w:t xml:space="preserve"> </w:t>
+      </w:r>
+      <w:proofErr w:type="spellStart"/>
+      <w:r>
+        <w:rPr>
+          <w:rFonts w:ascii="Brill" w:hAnsi="Brill"/>
+          <w:color w:val="E97132" w:themeColor="accent2"/>
+          <w:lang w:val="es-ES"/>
+        </w:rPr>
+        <w:t>espiritus</w:t>
+      </w:r>
+      <w:proofErr w:type="spellEnd"/>
+      <w:r>
+        <w:rPr>
+          <w:rFonts w:ascii="Brill" w:hAnsi="Brill"/>
+          <w:color w:val="E97132" w:themeColor="accent2"/>
+          <w:lang w:val="es-ES"/>
+        </w:rPr>
+        <w:t xml:space="preserve"> </w:t>
+      </w:r>
+      <w:proofErr w:type="spellStart"/>
+      <w:r>
+        <w:rPr>
+          <w:rFonts w:ascii="Brill" w:hAnsi="Brill"/>
+          <w:color w:val="E97132" w:themeColor="accent2"/>
+          <w:lang w:val="es-ES"/>
+        </w:rPr>
+        <w:t>sanctos</w:t>
+      </w:r>
+      <w:proofErr w:type="spellEnd"/>
+      <w:r>
+        <w:rPr>
+          <w:rFonts w:ascii="Brill" w:hAnsi="Brill"/>
+          <w:lang w:val="es-ES"/>
+        </w:rPr>
+        <w:t xml:space="preserve"> que quier dezir </w:t>
+      </w:r>
+      <w:proofErr w:type="spellStart"/>
+      <w:r>
+        <w:rPr>
+          <w:rFonts w:ascii="Brill" w:hAnsi="Brill"/>
+          <w:lang w:val="es-ES"/>
+        </w:rPr>
+        <w:t>qual</w:t>
+      </w:r>
+      <w:proofErr w:type="spellEnd"/>
+      <w:r>
+        <w:rPr>
+          <w:rFonts w:ascii="Brill" w:hAnsi="Brill"/>
+          <w:lang w:val="es-ES"/>
+        </w:rPr>
+        <w:t xml:space="preserve"> es el padre tal es el fijo tal es el </w:t>
+      </w:r>
+      <w:proofErr w:type="spellStart"/>
+      <w:r>
+        <w:rPr>
+          <w:rFonts w:ascii="Brill" w:hAnsi="Brill"/>
           <w:lang w:val="es-ES"/>
         </w:rPr>
         <w:t>espiritu</w:t>
@@ -544,296 +743,7 @@
       <w:proofErr w:type="spellEnd"/>
       <w:r>
         <w:rPr>
-          <w:lang w:val="es-ES"/>
-        </w:rPr>
-        <w:t xml:space="preserve"> santo ca estas tres personas todas se encierran en un dios non </w:t>
-      </w:r>
-      <w:proofErr w:type="spellStart"/>
-      <w:r>
-        <w:rPr>
-          <w:lang w:val="es-ES"/>
-        </w:rPr>
-        <w:t>desanparando</w:t>
-      </w:r>
-      <w:proofErr w:type="spellEnd"/>
-      <w:r>
-        <w:rPr>
-          <w:lang w:val="es-ES"/>
-        </w:rPr>
-        <w:t xml:space="preserve"> la </w:t>
-      </w:r>
-      <w:proofErr w:type="spellStart"/>
-      <w:r>
-        <w:rPr>
-          <w:lang w:val="es-ES"/>
-        </w:rPr>
-        <w:t>devinidat</w:t>
-      </w:r>
-      <w:proofErr w:type="spellEnd"/>
-      <w:r>
-        <w:rPr>
-          <w:lang w:val="es-ES"/>
-        </w:rPr>
-        <w:t xml:space="preserve"> el cielo del </w:t>
-      </w:r>
-      <w:proofErr w:type="spellStart"/>
-      <w:r>
-        <w:rPr>
-          <w:lang w:val="es-ES"/>
-        </w:rPr>
-        <w:t>inperio</w:t>
-      </w:r>
-      <w:proofErr w:type="spellEnd"/>
-      <w:r>
-        <w:rPr>
-          <w:lang w:val="es-ES"/>
-        </w:rPr>
-        <w:t xml:space="preserve"> la </w:t>
-      </w:r>
-      <w:proofErr w:type="spellStart"/>
-      <w:r>
-        <w:rPr>
-          <w:lang w:val="es-ES"/>
-        </w:rPr>
-        <w:t>qual</w:t>
-      </w:r>
-      <w:proofErr w:type="spellEnd"/>
-      <w:r>
-        <w:rPr>
-          <w:lang w:val="es-ES"/>
-        </w:rPr>
-        <w:t xml:space="preserve"> es buena </w:t>
-      </w:r>
-      <w:proofErr w:type="spellStart"/>
-      <w:r>
-        <w:rPr>
-          <w:lang w:val="es-ES"/>
-        </w:rPr>
-        <w:t>andança</w:t>
-      </w:r>
-      <w:proofErr w:type="spellEnd"/>
-      <w:r>
-        <w:rPr>
-          <w:lang w:val="es-ES"/>
-        </w:rPr>
-        <w:t xml:space="preserve"> de todos los bien aventurados e por eso </w:t>
-      </w:r>
-      <w:proofErr w:type="spellStart"/>
-      <w:r>
-        <w:rPr>
-          <w:lang w:val="es-ES"/>
-        </w:rPr>
-        <w:t>diz</w:t>
-      </w:r>
-      <w:proofErr w:type="spellEnd"/>
-      <w:r>
-        <w:rPr>
-          <w:lang w:val="es-ES"/>
-        </w:rPr>
-        <w:t xml:space="preserve"> en la nuestra creencia en el salmo de </w:t>
-      </w:r>
-      <w:proofErr w:type="spellStart"/>
-      <w:r>
-        <w:rPr>
-          <w:color w:val="E97132" w:themeColor="accent2"/>
-          <w:lang w:val="es-ES"/>
-        </w:rPr>
-        <w:t>q</w:t>
-      </w:r>
-      <w:r>
-        <w:rPr>
-          <w:color w:val="E97132" w:themeColor="accent2"/>
-          <w:lang w:val="es-ES"/>
-        </w:rPr>
-        <w:t>uicumque</w:t>
-      </w:r>
-      <w:proofErr w:type="spellEnd"/>
-      <w:r>
-        <w:rPr>
-          <w:color w:val="E97132" w:themeColor="accent2"/>
-          <w:lang w:val="es-ES"/>
-        </w:rPr>
-        <w:t xml:space="preserve"> </w:t>
-      </w:r>
-      <w:proofErr w:type="spellStart"/>
-      <w:r>
-        <w:rPr>
-          <w:color w:val="E97132" w:themeColor="accent2"/>
-          <w:lang w:val="es-ES"/>
-        </w:rPr>
-        <w:t>vult</w:t>
-      </w:r>
-      <w:proofErr w:type="spellEnd"/>
-      <w:r>
-        <w:rPr>
-          <w:color w:val="E97132" w:themeColor="accent2"/>
-          <w:lang w:val="es-ES"/>
-        </w:rPr>
-        <w:t xml:space="preserve"> </w:t>
-      </w:r>
-      <w:proofErr w:type="spellStart"/>
-      <w:r>
-        <w:rPr>
-          <w:color w:val="E97132" w:themeColor="accent2"/>
-          <w:lang w:val="es-ES"/>
-        </w:rPr>
-        <w:t>talis</w:t>
-      </w:r>
-      <w:proofErr w:type="spellEnd"/>
-      <w:r>
-        <w:rPr>
-          <w:color w:val="E97132" w:themeColor="accent2"/>
-          <w:lang w:val="es-ES"/>
-        </w:rPr>
-        <w:t xml:space="preserve"> </w:t>
-      </w:r>
-      <w:proofErr w:type="spellStart"/>
-      <w:r>
-        <w:rPr>
-          <w:color w:val="E97132" w:themeColor="accent2"/>
-          <w:lang w:val="es-ES"/>
-        </w:rPr>
-        <w:t>pater</w:t>
-      </w:r>
-      <w:proofErr w:type="spellEnd"/>
-      <w:r>
-        <w:rPr>
-          <w:color w:val="E97132" w:themeColor="accent2"/>
-          <w:lang w:val="es-ES"/>
-        </w:rPr>
-        <w:t xml:space="preserve"> </w:t>
-      </w:r>
-      <w:proofErr w:type="spellStart"/>
-      <w:r>
-        <w:rPr>
-          <w:color w:val="E97132" w:themeColor="accent2"/>
-          <w:lang w:val="es-ES"/>
-        </w:rPr>
-        <w:t>talis</w:t>
-      </w:r>
-      <w:proofErr w:type="spellEnd"/>
-      <w:r>
-        <w:rPr>
-          <w:color w:val="E97132" w:themeColor="accent2"/>
-          <w:lang w:val="es-ES"/>
-        </w:rPr>
-        <w:t xml:space="preserve"> </w:t>
-      </w:r>
-      <w:proofErr w:type="spellStart"/>
-      <w:r>
-        <w:rPr>
-          <w:color w:val="E97132" w:themeColor="accent2"/>
-          <w:lang w:val="es-ES"/>
-        </w:rPr>
-        <w:t>filius</w:t>
-      </w:r>
-      <w:proofErr w:type="spellEnd"/>
-      <w:r>
-        <w:rPr>
-          <w:color w:val="E97132" w:themeColor="accent2"/>
-          <w:lang w:val="es-ES"/>
-        </w:rPr>
-        <w:t xml:space="preserve"> </w:t>
-      </w:r>
-      <w:proofErr w:type="spellStart"/>
-      <w:r>
-        <w:rPr>
-          <w:color w:val="E97132" w:themeColor="accent2"/>
-          <w:lang w:val="es-ES"/>
-        </w:rPr>
-        <w:t>talis</w:t>
-      </w:r>
-      <w:proofErr w:type="spellEnd"/>
-      <w:r>
-        <w:rPr>
-          <w:color w:val="E97132" w:themeColor="accent2"/>
-          <w:lang w:val="es-ES"/>
-        </w:rPr>
-        <w:t xml:space="preserve"> </w:t>
-      </w:r>
-      <w:proofErr w:type="spellStart"/>
-      <w:r>
-        <w:rPr>
-          <w:color w:val="E97132" w:themeColor="accent2"/>
-          <w:lang w:val="es-ES"/>
-        </w:rPr>
-        <w:t>espiritus</w:t>
-      </w:r>
-      <w:proofErr w:type="spellEnd"/>
-      <w:r>
-        <w:rPr>
-          <w:color w:val="E97132" w:themeColor="accent2"/>
-          <w:lang w:val="es-ES"/>
-        </w:rPr>
-        <w:t xml:space="preserve"> </w:t>
-      </w:r>
-      <w:proofErr w:type="spellStart"/>
-      <w:r>
-        <w:rPr>
-          <w:color w:val="E97132" w:themeColor="accent2"/>
-          <w:lang w:val="es-ES"/>
-        </w:rPr>
-        <w:t>sanctos</w:t>
-      </w:r>
-      <w:proofErr w:type="spellEnd"/>
-      <w:r>
-        <w:rPr>
-          <w:lang w:val="es-ES"/>
-        </w:rPr>
-        <w:t xml:space="preserve"> que </w:t>
-      </w:r>
-      <w:proofErr w:type="spellStart"/>
-      <w:r>
-        <w:rPr>
-          <w:lang w:val="es-ES"/>
-        </w:rPr>
-        <w:t>quier</w:t>
-      </w:r>
-      <w:proofErr w:type="spellEnd"/>
-      <w:r>
-        <w:rPr>
-          <w:lang w:val="es-ES"/>
-        </w:rPr>
-        <w:t xml:space="preserve"> </w:t>
-      </w:r>
-      <w:proofErr w:type="spellStart"/>
-      <w:r>
-        <w:rPr>
-          <w:lang w:val="es-ES"/>
-        </w:rPr>
-        <w:t>dezir</w:t>
-      </w:r>
-      <w:proofErr w:type="spellEnd"/>
-      <w:r>
-        <w:rPr>
-          <w:lang w:val="es-ES"/>
-        </w:rPr>
-        <w:t xml:space="preserve"> </w:t>
-      </w:r>
-      <w:proofErr w:type="spellStart"/>
-      <w:r>
-        <w:rPr>
-          <w:lang w:val="es-ES"/>
-        </w:rPr>
-        <w:t>qual</w:t>
-      </w:r>
-      <w:proofErr w:type="spellEnd"/>
-      <w:r>
-        <w:rPr>
-          <w:lang w:val="es-ES"/>
-        </w:rPr>
-        <w:t xml:space="preserve"> es el padre tal es el fijo tal es el </w:t>
-      </w:r>
-      <w:proofErr w:type="spellStart"/>
-      <w:r>
-        <w:rPr>
-          <w:lang w:val="es-ES"/>
-        </w:rPr>
-        <w:t>espiritu</w:t>
-      </w:r>
-      <w:proofErr w:type="spellEnd"/>
-      <w:r>
-        <w:rPr>
+          <w:rFonts w:ascii="Brill" w:hAnsi="Brill"/>
           <w:lang w:val="es-ES"/>
         </w:rPr>
         <w:t xml:space="preserve"> santo </w:t>
@@ -841,6 +751,7 @@
       <w:proofErr w:type="spellStart"/>
       <w:r>
         <w:rPr>
+          <w:rFonts w:ascii="Brill" w:hAnsi="Brill"/>
           <w:lang w:val="es-ES"/>
         </w:rPr>
         <w:t>quando</w:t>
@@ -848,6 +759,7 @@
       <w:proofErr w:type="spellEnd"/>
       <w:r>
         <w:rPr>
+          <w:rFonts w:ascii="Brill" w:hAnsi="Brill"/>
           <w:lang w:val="es-ES"/>
         </w:rPr>
         <w:t xml:space="preserve"> a la esencia por que se da a entender que tal era el uno como el otro que todo era un dios </w:t>
@@ -855,6 +767,7 @@
       <w:proofErr w:type="spellStart"/>
       <w:r>
         <w:rPr>
+          <w:rFonts w:ascii="Brill" w:hAnsi="Brill"/>
           <w:lang w:val="es-ES"/>
         </w:rPr>
         <w:t>e</w:t>
@@ -862,6 +775,7 @@
       <w:proofErr w:type="spellEnd"/>
       <w:r>
         <w:rPr>
+          <w:rFonts w:ascii="Brill" w:hAnsi="Brill"/>
           <w:lang w:val="es-ES"/>
         </w:rPr>
         <w:t xml:space="preserve"> una sustancia que se non puede departir </w:t>
@@ -869,6 +783,7 @@
       <w:proofErr w:type="spellStart"/>
       <w:r>
         <w:rPr>
+          <w:rFonts w:ascii="Brill" w:hAnsi="Brill"/>
           <w:lang w:val="es-ES"/>
         </w:rPr>
         <w:t>asi</w:t>
@@ -876,6 +791,7 @@
       <w:proofErr w:type="spellEnd"/>
       <w:r>
         <w:rPr>
+          <w:rFonts w:ascii="Brill" w:hAnsi="Brill"/>
           <w:lang w:val="es-ES"/>
         </w:rPr>
         <w:t xml:space="preserve"> como la rueda del sol de su rayo e la color es toda un sol que non se puede departir el uno de </w:t>
@@ -883,6 +799,7 @@
       <w:proofErr w:type="spellStart"/>
       <w:r>
         <w:rPr>
+          <w:rFonts w:ascii="Brill" w:hAnsi="Brill"/>
           <w:lang w:val="es-ES"/>
         </w:rPr>
         <w:t>lo</w:t>
@@ -890,6 +807,7 @@
       <w:proofErr w:type="spellEnd"/>
       <w:r>
         <w:rPr>
+          <w:rFonts w:ascii="Brill" w:hAnsi="Brill"/>
           <w:lang w:val="es-ES"/>
         </w:rPr>
         <w:t xml:space="preserve"> al </w:t>
@@ -897,6 +815,7 @@
       <w:proofErr w:type="spellStart"/>
       <w:r>
         <w:rPr>
+          <w:rFonts w:ascii="Brill" w:hAnsi="Brill"/>
           <w:lang w:val="es-ES"/>
         </w:rPr>
         <w:t>asi</w:t>
@@ -904,6 +823,7 @@
       <w:proofErr w:type="spellEnd"/>
       <w:r>
         <w:rPr>
+          <w:rFonts w:ascii="Brill" w:hAnsi="Brill"/>
           <w:lang w:val="es-ES"/>
         </w:rPr>
         <w:t xml:space="preserve"> la santa </w:t>
@@ -911,6 +831,7 @@
       <w:proofErr w:type="spellStart"/>
       <w:r>
         <w:rPr>
+          <w:rFonts w:ascii="Brill" w:hAnsi="Brill"/>
           <w:lang w:val="es-ES"/>
         </w:rPr>
         <w:t>trenidat</w:t>
@@ -918,6 +839,7 @@
       <w:proofErr w:type="spellEnd"/>
       <w:r>
         <w:rPr>
+          <w:rFonts w:ascii="Brill" w:hAnsi="Brill"/>
           <w:lang w:val="es-ES"/>
         </w:rPr>
         <w:t xml:space="preserve"> es un dios</w:t>
@@ -934,7 +856,7 @@
 </file>
 
 <file path=word/styles.xml><?xml version="1.0" encoding="utf-8"?>
-<w:styles xmlns:mc="http://schemas.openxmlformats.org/markup-compatibility/2006" xmlns:r="http://schemas.openxmlformats.org/officeDocument/2006/relationships" xmlns:w="http://schemas.openxmlformats.org/wordprocessingml/2006/main" xmlns:w14="http://schemas.microsoft.com/office/word/2010/wordml" xmlns:w15="http://schemas.microsoft.com/office/word/2012/wordml" xmlns:w16cex="http://schemas.microsoft.com/office/word/2018/wordml/cex" xmlns:w16cid="http://schemas.microsoft.com/office/word/2016/wordml/cid" xmlns:w16="http://schemas.microsoft.com/office/word/2018/wordml" xmlns:w16sdtdh="http://schemas.microsoft.com/office/word/2020/wordml/sdtdatahash" xmlns:w16se="http://schemas.microsoft.com/office/word/2015/wordml/symex" mc:Ignorable="w14 w15 w16se w16cid w16 w16cex w16sdtdh">
+<w:styles xmlns:mc="http://schemas.openxmlformats.org/markup-compatibility/2006" xmlns:r="http://schemas.openxmlformats.org/officeDocument/2006/relationships" xmlns:w="http://schemas.openxmlformats.org/wordprocessingml/2006/main" xmlns:w14="http://schemas.microsoft.com/office/word/2010/wordml" xmlns:w15="http://schemas.microsoft.com/office/word/2012/wordml" xmlns:w16cex="http://schemas.microsoft.com/office/word/2018/wordml/cex" xmlns:w16cid="http://schemas.microsoft.com/office/word/2016/wordml/cid" xmlns:w16="http://schemas.microsoft.com/office/word/2018/wordml" xmlns:w16du="http://schemas.microsoft.com/office/word/2023/wordml/word16du" xmlns:w16sdtdh="http://schemas.microsoft.com/office/word/2020/wordml/sdtdatahash" xmlns:w16sdtfl="http://schemas.microsoft.com/office/word/2024/wordml/sdtformatlock" xmlns:w16se="http://schemas.microsoft.com/office/word/2015/wordml/symex" mc:Ignorable="w14 w15 w16se w16cid w16 w16cex w16sdtdh w16sdtfl w16du">
   <w:docDefaults>
     <w:rPrDefault>
       <w:rPr>
